--- a/think.docx
+++ b/think.docx
@@ -4,6 +4,21 @@
   <w:body>
     <w:p>
       <w:pPr>
+        <w:rPr>
+          <w:rFonts w:hint="default" w:eastAsiaTheme="minorEastAsia"/>
+          <w:lang w:val="en-US" w:eastAsia="zh-CN"/>
+        </w:rPr>
+      </w:pPr>
+      <w:r>
+        <w:rPr>
+          <w:rFonts w:hint="eastAsia"/>
+          <w:lang w:val="en-US" w:eastAsia="zh-CN"/>
+        </w:rPr>
+        <w:t>8.9</w:t>
+      </w:r>
+    </w:p>
+    <w:p>
+      <w:pPr>
         <w:ind w:firstLine="420" w:firstLineChars="200"/>
         <w:rPr>
           <w:rFonts w:hint="eastAsia"/>
@@ -326,11 +341,170 @@
           <w:rFonts w:hint="eastAsia"/>
         </w:rPr>
         <w:t>然后那个断开的计时，可以在每次数据一来就刷新，就是epoll提醒的时候就刷新计时器，这样的话影响断开的就只有数据是 否发来了，而这个长时间没数据发来就是我们要解决的问题。这个当然有可能会出现返回信息还没处理完发过去就断连了，但那只能说明业务处理太慢了，或者超时设置太短，但我们要解决的主要还是永远不断连的问题，或者如果是在这一批数据收完之后再刷新，那有可能还没接受完就超时了，但问题是我们关注的标准只是是否长时间没数据发来，这个并不能很好的满足我们的监视条件。</w:t>
+      </w:r>
+    </w:p>
+    <w:p>
+      <w:pPr>
+        <w:rPr>
+          <w:rFonts w:hint="eastAsia"/>
+        </w:rPr>
+      </w:pPr>
+    </w:p>
+    <w:p>
+      <w:pPr>
+        <w:rPr>
+          <w:rFonts w:hint="eastAsia"/>
+          <w:lang w:val="en-US" w:eastAsia="zh-CN"/>
+        </w:rPr>
+      </w:pPr>
+      <w:r>
+        <w:rPr>
+          <w:rFonts w:hint="eastAsia"/>
+          <w:lang w:val="en-US" w:eastAsia="zh-CN"/>
+        </w:rPr>
+        <w:t>8.10</w:t>
+      </w:r>
+    </w:p>
+    <w:p>
+      <w:pPr>
+        <w:rPr>
+          <w:rFonts w:hint="eastAsia"/>
+          <w:lang w:val="en-US" w:eastAsia="zh-CN"/>
+        </w:rPr>
+      </w:pPr>
+      <w:r>
+        <w:rPr>
+          <w:rFonts w:hint="eastAsia"/>
+          <w:lang w:val="en-US" w:eastAsia="zh-CN"/>
+        </w:rPr>
+        <w:t xml:space="preserve">  昨天晚上想的那个计时器重置机制不周全，因为我们根本目的是为了判断这个连接还活不活跃，而活跃不只是从用户那边发来数据还应该包含从这边发回去数据，那如果只在数据来的时候重置计时器就少了一方面的指标。还有就是这个发包事件到底什么时候处理，不能说等没有数据来并且没有请求要解析的时候再腾出手去发包，这里关键是一个请求和他对应的包之间被其他请求插入而导致间隔拉大的问题，也就是说如果一个请求送去处理了，然后继续处理其他连接数据进行解析，中途第一个请求的返回包做好了，那如果是等每个有数据连接都处理完再去发包，那一个请求和它的返回包之间就被多个连接多个请求给隔断了。那这样的话用户方接收时间不均匀，而且连接活跃的重置也容易无法被及时重置。而如果是一个连接内处理完请求解析再处理发包，那也会被多个请求隔断，而这样的话就会导致一个请求用户方接收时间不均匀。</w:t>
+      </w:r>
+    </w:p>
+    <w:p>
+      <w:pPr>
+        <w:rPr>
+          <w:rFonts w:hint="eastAsia"/>
+          <w:lang w:val="en-US" w:eastAsia="zh-CN"/>
+        </w:rPr>
+      </w:pPr>
+      <w:r>
+        <w:rPr>
+          <w:rFonts w:hint="eastAsia"/>
+          <w:lang w:val="en-US" w:eastAsia="zh-CN"/>
+        </w:rPr>
+        <w:t xml:space="preserve">  所以就是说，我认为最好是让一个请求接收和发送之间还有一个连接的接收动作和发送动作之间不因为请求多少而改变，尽量均匀，所以说是每个包解析完给了业务线程任务队列之后就检查接收队列有没有需要发的包，但是不能硬等。</w:t>
+      </w:r>
+    </w:p>
+    <w:p>
+      <w:pPr>
+        <w:rPr>
+          <w:rFonts w:hint="eastAsia"/>
+          <w:lang w:val="en-US" w:eastAsia="zh-CN"/>
+        </w:rPr>
+      </w:pPr>
+    </w:p>
+    <w:p>
+      <w:pPr>
+        <w:rPr>
+          <w:rFonts w:hint="default"/>
+          <w:lang w:val="en-US" w:eastAsia="zh-CN"/>
+        </w:rPr>
+      </w:pPr>
+      <w:r>
+        <w:rPr>
+          <w:rFonts w:hint="eastAsia"/>
+          <w:lang w:val="en-US" w:eastAsia="zh-CN"/>
+        </w:rPr>
+        <w:t xml:space="preserve">    还有那个顺序发送的，还需要扩展一下，就是说每个包要在工作线程发给业务线程的时候就确定好指针的数组位置，然后还有就是如果每个新连接加入都要分配一个数组的话，那在一定时间内没有返回包，但却占着大量的内存，所以最好是有返回包来了再分配，当然这里需要锁，防止重复分配，并且在工作线程那里维护每个连接的下一个要发的包和最后要发的包，当最后要发的包也发了，就回收数组。并且工作线程每次发包只根据事件队列里哪个数组，哪个连接来了个包，检查一下是不是要发的，如果不是就不发，如果是就发并且顺延检查，当然也不需要担心，万一这个包不是要发的，然后没发，然后我也不根据别的遍历检查，最后卡死了怎么办，不可能，因为这个包不是要发的，说明前面还</w:t>
       </w:r>
       <w:bookmarkStart w:id="0" w:name="_GoBack"/>
       <w:bookmarkEnd w:id="0"/>
+      <w:r>
+        <w:rPr>
+          <w:rFonts w:hint="eastAsia"/>
+          <w:lang w:val="en-US" w:eastAsia="zh-CN"/>
+        </w:rPr>
+        <w:t>有包没到，或者到了，但事件队列还没处理到，等处理到了，在加上顺延发送肯定能给这个发出去。</w:t>
+      </w:r>
+    </w:p>
+    <w:p>
+      <w:pPr>
+        <w:rPr>
+          <w:rFonts w:hint="default"/>
+          <w:lang w:val="en-US" w:eastAsia="zh-CN"/>
+        </w:rPr>
+      </w:pPr>
+    </w:p>
+    <w:p>
+      <w:pPr>
+        <w:rPr>
+          <w:rFonts w:hint="eastAsia"/>
+          <w:lang w:val="en-US" w:eastAsia="zh-CN"/>
+        </w:rPr>
+      </w:pPr>
+      <w:r>
+        <w:rPr>
+          <w:rFonts w:hint="eastAsia"/>
+          <w:lang w:val="en-US" w:eastAsia="zh-CN"/>
+        </w:rPr>
+        <w:t xml:space="preserve">  还有最后一个问题是业务线程返回的包需要放在一个地方，那肯定不能每次向内核申请内存之后释放，这太影响速度了，所以要有一个内存池，但和http解析包的内存池还不一样，因为那个是同时分配同时释放，而这个分配和释放时间不同包不一样，所以他们的分配和释放机制不同，另一个不同是，http的用的是分段，但如果发包的这个也用分段的话，理论上如果发包是顺序发的那还好，但问题在于还就不是顺序发的，因为顺序是指针按顺序，所以如果用分段就会出现大量参差不齐的碎片难以管理，下一个包很难利用这些碎片，所以我觉得还是用分页，并且为了分页管理起来比较简单，可以牺牲一些空间，尽量把大部分包都放在一页里，实在超出的再用mallloc。</w:t>
+      </w:r>
+    </w:p>
+    <w:p>
+      <w:pPr>
+        <w:rPr>
+          <w:rFonts w:hint="eastAsia"/>
+          <w:lang w:val="en-US" w:eastAsia="zh-CN"/>
+        </w:rPr>
+      </w:pPr>
+    </w:p>
+    <w:p>
+      <w:pPr>
+        <w:rPr>
+          <w:rFonts w:hint="default"/>
+          <w:lang w:val="en-US" w:eastAsia="zh-CN"/>
+        </w:rPr>
+      </w:pPr>
+      <w:r>
+        <w:rPr>
+          <w:rFonts w:hint="eastAsia"/>
+          <w:lang w:val="en-US" w:eastAsia="zh-CN"/>
+        </w:rPr>
+        <w:t xml:space="preserve">  那这样的话真个结构，流程，可能出现的问题和解决策略基本差不多了。然后落地的话从工作线程构建开始。需要梳理一下需要的结构和工作流程。</w:t>
+      </w:r>
     </w:p>
     <w:p/>
+    <w:p/>
+    <w:p>
+      <w:pPr>
+        <w:rPr>
+          <w:rFonts w:hint="eastAsia"/>
+          <w:lang w:val="en-US" w:eastAsia="zh-CN"/>
+        </w:rPr>
+      </w:pPr>
+      <w:r>
+        <w:rPr>
+          <w:rFonts w:hint="eastAsia"/>
+          <w:lang w:val="en-US" w:eastAsia="zh-CN"/>
+        </w:rPr>
+        <w:t>首先第一步是连接监听加入epoll这个是前处理时间段做的事，这个时间段还要注册全局路由表，配置线程所需的资源，开启监听。之后epoll等待，有连接来数据了拿到连接读取数据，如果是监听连接，那就是把新连接加入epoll，如果是请求连接，那就分短连接长连接，短连接就接收全部数据然后挂起短连接，然后按照包的条目顺序解析包，然后发给业务线程，而长连接的话也是先接收全部数据然后挂起，然后顺序处理发给业务线程。</w:t>
+      </w:r>
+    </w:p>
+    <w:p>
+      <w:pPr>
+        <w:rPr>
+          <w:rFonts w:hint="default"/>
+          <w:lang w:val="en-US" w:eastAsia="zh-CN"/>
+        </w:rPr>
+      </w:pPr>
+      <w:r>
+        <w:rPr>
+          <w:rFonts w:hint="eastAsia"/>
+          <w:lang w:val="en-US" w:eastAsia="zh-CN"/>
+        </w:rPr>
+        <w:t xml:space="preserve">  而这些动作之间的衔接必须具体说，</w:t>
+      </w:r>
+    </w:p>
     <w:sectPr>
       <w:pgSz w:w="11906" w:h="16838"/>
       <w:pgMar w:top="1440" w:right="1800" w:bottom="1440" w:left="1800" w:header="851" w:footer="992" w:gutter="0"/>
